--- a/03 App/app/docs/standards/CS-002 Layup Schedule Specification & Recording.docx
+++ b/03 App/app/docs/standards/CS-002 Layup Schedule Specification & Recording.docx
@@ -119,7 +119,7 @@
               <w:rPr>
                 <w:sz w:val="19"/>
               </w:rPr>
-              <w:t>B</w:t>
+              <w:t>C</w:t>
             </w:r>
           </w:p>
         </w:tc>
@@ -177,7 +177,7 @@
               <w:rPr>
                 <w:sz w:val="19"/>
               </w:rPr>
-              <w:t>2026-07-28</w:t>
+              <w:t>2026-08-03</w:t>
             </w:r>
           </w:p>
         </w:tc>
@@ -578,6 +578,60 @@
                 <w:sz w:val="19"/>
               </w:rPr>
               <w:t>Language pass: fewer em dashes for rhythm variety, no content change.</w:t>
+            </w:r>
+          </w:p>
+        </w:tc>
+      </w:tr>
+      <w:tr>
+        <w:tc>
+          <w:tcPr>
+            <w:tcW w:type="dxa" w:w="2412"/>
+          </w:tcPr>
+          <w:p>
+            <w:r>
+              <w:rPr>
+                <w:sz w:val="19"/>
+              </w:rPr>
+              <w:t>C</w:t>
+            </w:r>
+          </w:p>
+        </w:tc>
+        <w:tc>
+          <w:tcPr>
+            <w:tcW w:type="dxa" w:w="2412"/>
+          </w:tcPr>
+          <w:p>
+            <w:r>
+              <w:rPr>
+                <w:sz w:val="19"/>
+              </w:rPr>
+              <w:t>2026-08-03</w:t>
+            </w:r>
+          </w:p>
+        </w:tc>
+        <w:tc>
+          <w:tcPr>
+            <w:tcW w:type="dxa" w:w="2412"/>
+          </w:tcPr>
+          <w:p>
+            <w:r>
+              <w:rPr>
+                <w:sz w:val="19"/>
+              </w:rPr>
+              <w:t>Claude</w:t>
+            </w:r>
+          </w:p>
+        </w:tc>
+        <w:tc>
+          <w:tcPr>
+            <w:tcW w:type="dxa" w:w="2412"/>
+          </w:tcPr>
+          <w:p>
+            <w:r>
+              <w:rPr>
+                <w:sz w:val="19"/>
+              </w:rPr>
+              <w:t>§7 gains the coupon suffix convention and the rule that coupon IDs are written on the panel before the first cut (CS-001 §7.6, CS-013 §4.1).</w:t>
             </w:r>
           </w:p>
         </w:tc>
@@ -1577,6 +1631,82 @@
     </w:p>
     <w:p>
       <w:pPr>
+        <w:pStyle w:val="Heading3"/>
+      </w:pPr>
+      <w:r>
+        <w:t>Coupons</w:t>
+      </w:r>
+    </w:p>
+    <w:p>
+      <w:r>
+        <w:t xml:space="preserve">A coupon is </w:t>
+      </w:r>
+      <w:r>
+        <w:rPr>
+          <w:rFonts w:ascii="Courier New" w:hAnsi="Courier New"/>
+        </w:rPr>
+        <w:t>PNL-SNx-###-Cnn</w:t>
+      </w:r>
+      <w:r>
+        <w:t>: its panel's ID, plus the cut sequence left to right. It is a suffix rather than its own record because a coupon is never re-parented — it was physically cut from exactly one panel and that is true forever — and because there are dozens per batch, all of them in two pieces by the end of the week.</w:t>
+      </w:r>
+    </w:p>
+    <w:p>
+      <w:pPr>
+        <w:pStyle w:val="ListNumber"/>
+      </w:pPr>
+      <w:r>
+        <w:rPr>
+          <w:b/>
+        </w:rPr>
+        <w:t>Write every coupon ID on the panel before the first cut</w:t>
+      </w:r>
+      <w:r>
+        <w:t>, across the cut lines, so each piece inherits a legible fragment. After the saw there is no way to recover which piece was which.</w:t>
+      </w:r>
+    </w:p>
+    <w:p>
+      <w:pPr>
+        <w:pStyle w:val="ListNumber"/>
+      </w:pPr>
+      <w:r>
+        <w:t xml:space="preserve">Name the raw data file after the coupon: </w:t>
+      </w:r>
+      <w:r>
+        <w:rPr>
+          <w:rFonts w:ascii="Courier New" w:hAnsi="Courier New"/>
+        </w:rPr>
+        <w:t>PNL-SN6-006-C03.csv</w:t>
+      </w:r>
+      <w:r>
+        <w:t>. That one filename then carries the panel, the stack, the session and the material lots, through one link each, none of them retyped.</w:t>
+      </w:r>
+    </w:p>
+    <w:p>
+      <w:pPr>
+        <w:ind w:left="432"/>
+      </w:pPr>
+      <w:r>
+        <w:rPr>
+          <w:b/>
+        </w:rPr>
+        <w:t xml:space="preserve">⚠ CAUTION: </w:t>
+      </w:r>
+      <w:r>
+        <w:t xml:space="preserve">This is written against a real failure. The SN5 tensile set is seventeen CSVs named </w:t>
+      </w:r>
+      <w:r>
+        <w:rPr>
+          <w:rFonts w:ascii="Courier New" w:hAnsi="Courier New"/>
+        </w:rPr>
+        <w:t>TensileTesting_12_8_2025_&lt;n&gt;.csv</w:t>
+      </w:r>
+      <w:r>
+        <w:t xml:space="preserve"> whose contents are Time, Displacement and Force with no header block and no specimen identity of any kind. The mapping from specimen to layup exists only in a Word table that contradicts itself. Untraceable test data is noise (§2).</w:t>
+      </w:r>
+    </w:p>
+    <w:p>
+      <w:pPr>
         <w:pStyle w:val="Heading2"/>
       </w:pPr>
       <w:r>

--- a/03 App/app/docs/standards/CS-002 Layup Schedule Specification & Recording.docx
+++ b/03 App/app/docs/standards/CS-002 Layup Schedule Specification & Recording.docx
@@ -119,7 +119,7 @@
               <w:rPr>
                 <w:sz w:val="19"/>
               </w:rPr>
-              <w:t>C</w:t>
+              <w:t>D</w:t>
             </w:r>
           </w:p>
         </w:tc>
@@ -177,7 +177,7 @@
               <w:rPr>
                 <w:sz w:val="19"/>
               </w:rPr>
-              <w:t>2026-08-03</w:t>
+              <w:t>2026-08-28</w:t>
             </w:r>
           </w:p>
         </w:tc>
@@ -636,6 +636,60 @@
           </w:p>
         </w:tc>
       </w:tr>
+      <w:tr>
+        <w:tc>
+          <w:tcPr>
+            <w:tcW w:type="dxa" w:w="2412"/>
+          </w:tcPr>
+          <w:p>
+            <w:r>
+              <w:rPr>
+                <w:sz w:val="19"/>
+              </w:rPr>
+              <w:t>D</w:t>
+            </w:r>
+          </w:p>
+        </w:tc>
+        <w:tc>
+          <w:tcPr>
+            <w:tcW w:type="dxa" w:w="2412"/>
+          </w:tcPr>
+          <w:p>
+            <w:r>
+              <w:rPr>
+                <w:sz w:val="19"/>
+              </w:rPr>
+              <w:t>2026-08-28</w:t>
+            </w:r>
+          </w:p>
+        </w:tc>
+        <w:tc>
+          <w:tcPr>
+            <w:tcW w:type="dxa" w:w="2412"/>
+          </w:tcPr>
+          <w:p>
+            <w:r>
+              <w:rPr>
+                <w:sz w:val="19"/>
+              </w:rPr>
+              <w:t>Claude</w:t>
+            </w:r>
+          </w:p>
+        </w:tc>
+        <w:tc>
+          <w:tcPr>
+            <w:tcW w:type="dxa" w:w="2412"/>
+          </w:tcPr>
+          <w:p>
+            <w:r>
+              <w:rPr>
+                <w:sz w:val="19"/>
+              </w:rPr>
+              <w:t>Engineering pass (CS-000 Rev C conventions). Figure 1 draws the §7.3 example stack in section, so "P1 is the mold side" stops being a convention people have to hold in their heads at the cutting table. No rule changed.</w:t>
+            </w:r>
+          </w:p>
+        </w:tc>
+      </w:tr>
     </w:tbl>
     <w:p/>
     <w:p>
@@ -930,7 +984,7 @@
         <w:t>Stack / layup schedule</w:t>
       </w:r>
       <w:r>
-        <w:t xml:space="preserve"> — the full ordered list of plies from mold surface (P1) outward, including cores, meshes, and inserts.</w:t>
+        <w:t>: the full ordered list of plies from mold surface (P1) outward, including cores, meshes, and inserts.</w:t>
       </w:r>
     </w:p>
     <w:p>
@@ -944,7 +998,7 @@
         <w:t>Orientation</w:t>
       </w:r>
       <w:r>
-        <w:t xml:space="preserve"> — warp direction relative to the part's marked 0° datum. For woven cloth use 0/90 or ±45; for spread-tow/UD state the fiber direction.</w:t>
+        <w:t>: warp direction relative to the part's marked 0° datum. For woven cloth use 0/90 or ±45; for spread-tow/UD state the fiber direction.</w:t>
       </w:r>
     </w:p>
     <w:p>
@@ -958,7 +1012,7 @@
         <w:t>Cloth naming</w:t>
       </w:r>
       <w:r>
-        <w:t xml:space="preserve"> — </w:t>
+        <w:t xml:space="preserve">: </w:t>
       </w:r>
       <w:r>
         <w:rPr>
@@ -981,7 +1035,7 @@
         <w:t>Stack freeze</w:t>
       </w:r>
       <w:r>
-        <w:t xml:space="preserve"> — the signed decision that the stack will not change without a WO revision.</w:t>
+        <w:t>: the signed decision that the stack will not change without a WO revision.</w:t>
       </w:r>
     </w:p>
     <w:p>
@@ -994,7 +1048,7 @@
     </w:p>
     <w:p>
       <w:r>
-        <w:t>None — this is a specification standard. The stack table lives in the part's work order (R2).</w:t>
+        <w:t>None; this is a specification standard. The stack table lives in the part's work order (R2).</w:t>
       </w:r>
     </w:p>
     <w:p>
@@ -1007,7 +1061,7 @@
     </w:p>
     <w:p>
       <w:r>
-        <w:t>No physical hazards — specification standard. Shop-floor safety lives in the process standards it feeds (CS-006, CS-007).</w:t>
+        <w:t>No physical hazards; specification standard. Shop-floor safety lives in the process standards it feeds (CS-006, CS-007).</w:t>
       </w:r>
     </w:p>
     <w:p>
@@ -1585,7 +1639,7 @@
     <w:p/>
     <w:p>
       <w:r>
-        <w:t xml:space="preserve">(Example only — the table above is the </w:t>
+        <w:t xml:space="preserve">(Example only: the table above is the </w:t>
       </w:r>
       <w:r>
         <w:rPr>
@@ -1597,6 +1651,59 @@
         <w:t>, not a recommended stack.)</w:t>
       </w:r>
     </w:p>
+    <w:p>
+      <w:pPr>
+        <w:jc w:val="center"/>
+      </w:pPr>
+      <w:r>
+        <w:drawing>
+          <wp:inline xmlns:a="http://schemas.openxmlformats.org/drawingml/2006/main" xmlns:pic="http://schemas.openxmlformats.org/drawingml/2006/picture">
+            <wp:extent cx="5669280" cy="2245259"/>
+            <wp:docPr id="1" name="Picture 1"/>
+            <wp:cNvGraphicFramePr>
+              <a:graphicFrameLocks noChangeAspect="1"/>
+            </wp:cNvGraphicFramePr>
+            <a:graphic>
+              <a:graphicData uri="http://schemas.openxmlformats.org/drawingml/2006/picture">
+                <pic:pic>
+                  <pic:nvPicPr>
+                    <pic:cNvPr id="0" name="cs002-stack.png"/>
+                    <pic:cNvPicPr/>
+                  </pic:nvPicPr>
+                  <pic:blipFill>
+                    <a:blip r:embed="rId9"/>
+                    <a:stretch>
+                      <a:fillRect/>
+                    </a:stretch>
+                  </pic:blipFill>
+                  <pic:spPr>
+                    <a:xfrm>
+                      <a:off x="0" y="0"/>
+                      <a:ext cx="5669280" cy="2245259"/>
+                    </a:xfrm>
+                    <a:prstGeom prst="rect"/>
+                  </pic:spPr>
+                </pic:pic>
+              </a:graphicData>
+            </a:graphic>
+          </wp:inline>
+        </w:drawing>
+      </w:r>
+    </w:p>
+    <w:p>
+      <w:pPr>
+        <w:jc w:val="center"/>
+      </w:pPr>
+      <w:r>
+        <w:rPr>
+          <w:i/>
+          <w:color w:val="505050"/>
+          <w:sz w:val="18"/>
+        </w:rPr>
+        <w:t>Figure 1. The §7.3 example stack drawn in section. P1 touches the mold and becomes the show face; function plies are drawn, and specified, explicitly.</w:t>
+      </w:r>
+    </w:p>
+    <w:p/>
     <w:p>
       <w:pPr>
         <w:pStyle w:val="Heading3"/>
@@ -1648,7 +1755,7 @@
         <w:t>PNL-SNx-###-Cnn</w:t>
       </w:r>
       <w:r>
-        <w:t>: its panel's ID, plus the cut sequence left to right. It is a suffix rather than its own record because a coupon is never re-parented — it was physically cut from exactly one panel and that is true forever — and because there are dozens per batch, all of them in two pieces by the end of the week.</w:t>
+        <w:t>: its panel's ID, plus the cut sequence left to right. It is a suffix rather than its own record because a coupon is never re-parented (it was physically cut from exactly one panel, and that is true forever) and because there are dozens per batch, all of them in two pieces by the end of the week.</w:t>
       </w:r>
     </w:p>
     <w:p>

--- a/03 App/app/docs/standards/CS-002 Layup Schedule Specification & Recording.docx
+++ b/03 App/app/docs/standards/CS-002 Layup Schedule Specification & Recording.docx
@@ -119,7 +119,7 @@
               <w:rPr>
                 <w:sz w:val="19"/>
               </w:rPr>
-              <w:t>D</w:t>
+              <w:t>E</w:t>
             </w:r>
           </w:p>
         </w:tc>
@@ -177,7 +177,7 @@
               <w:rPr>
                 <w:sz w:val="19"/>
               </w:rPr>
-              <w:t>2026-08-28</w:t>
+              <w:t>2026-08-29</w:t>
             </w:r>
           </w:p>
         </w:tc>
@@ -686,6 +686,73 @@
                 <w:sz w:val="19"/>
               </w:rPr>
               <w:t>Engineering pass (CS-000 Rev C conventions). Figure 1 draws the §7.3 example stack in section, so "P1 is the mold side" stops being a convention people have to hold in their heads at the cutting table. No rule changed.</w:t>
+            </w:r>
+          </w:p>
+        </w:tc>
+      </w:tr>
+      <w:tr>
+        <w:tc>
+          <w:tcPr>
+            <w:tcW w:type="dxa" w:w="2412"/>
+          </w:tcPr>
+          <w:p>
+            <w:r>
+              <w:rPr>
+                <w:sz w:val="19"/>
+              </w:rPr>
+              <w:t>E</w:t>
+            </w:r>
+          </w:p>
+        </w:tc>
+        <w:tc>
+          <w:tcPr>
+            <w:tcW w:type="dxa" w:w="2412"/>
+          </w:tcPr>
+          <w:p>
+            <w:r>
+              <w:rPr>
+                <w:sz w:val="19"/>
+              </w:rPr>
+              <w:t>2026-08-29</w:t>
+            </w:r>
+          </w:p>
+        </w:tc>
+        <w:tc>
+          <w:tcPr>
+            <w:tcW w:type="dxa" w:w="2412"/>
+          </w:tcPr>
+          <w:p>
+            <w:r>
+              <w:rPr>
+                <w:sz w:val="19"/>
+              </w:rPr>
+              <w:t>Claude</w:t>
+            </w:r>
+          </w:p>
+        </w:tc>
+        <w:tc>
+          <w:tcPr>
+            <w:tcW w:type="dxa" w:w="2412"/>
+          </w:tcPr>
+          <w:p>
+            <w:r>
+              <w:rPr>
+                <w:sz w:val="19"/>
+              </w:rPr>
+              <w:t xml:space="preserve">Coupons caught up with the app's v4.0.0 R&amp;D bench (CS-013 Rev F): a coupon is </w:t>
+            </w:r>
+            <w:r>
+              <w:rPr>
+                <w:rFonts w:ascii="Courier New" w:hAnsi="Courier New"/>
+                <w:sz w:val="19"/>
+              </w:rPr>
+              <w:t>CPN-SNx-###</w:t>
+            </w:r>
+            <w:r>
+              <w:rPr>
+                <w:sz w:val="19"/>
+              </w:rPr>
+              <w:t xml:space="preserve"> under a study that carries the stack and lots, so the filename-to-layup chain now runs through the study record. The write-the-ID-before-the-first-cut rule is unchanged.</w:t>
             </w:r>
           </w:p>
         </w:tc>
@@ -1752,10 +1819,28 @@
         <w:rPr>
           <w:rFonts w:ascii="Courier New" w:hAnsi="Courier New"/>
         </w:rPr>
+        <w:t>CPN-SNx-###</w:t>
+      </w:r>
+      <w:r>
+        <w:t xml:space="preserve">: its own record on the app's R&amp;D bench, belonging to a study </w:t>
+      </w:r>
+      <w:r>
+        <w:rPr>
+          <w:rFonts w:ascii="Courier New" w:hAnsi="Courier New"/>
+        </w:rPr>
+        <w:t>RDS-SNx-###</w:t>
+      </w:r>
+      <w:r>
+        <w:t xml:space="preserve"> (CS-013 §4.1). The study carries the stack, fabric lots, resin and hardener lots once, and every coupon inherits them unless a coupon overrides its own; that inheritance is what makes one coupon ID enough to recover the whole build. (The retired suffix spelling </w:t>
+      </w:r>
+      <w:r>
+        <w:rPr>
+          <w:rFonts w:ascii="Courier New" w:hAnsi="Courier New"/>
+        </w:rPr>
         <w:t>PNL-SNx-###-Cnn</w:t>
       </w:r>
       <w:r>
-        <w:t>: its panel's ID, plus the cut sequence left to right. It is a suffix rather than its own record because a coupon is never re-parented (it was physically cut from exactly one panel, and that is true forever) and because there are dozens per batch, all of them in two pieces by the end of the week.</w:t>
+        <w:t xml:space="preserve"> survives only on frozen SN5-era records.)</w:t>
       </w:r>
     </w:p>
     <w:p>
@@ -1783,10 +1868,10 @@
         <w:rPr>
           <w:rFonts w:ascii="Courier New" w:hAnsi="Courier New"/>
         </w:rPr>
-        <w:t>PNL-SN6-006-C03.csv</w:t>
+        <w:t>CPN-SN6-042.csv</w:t>
       </w:r>
       <w:r>
-        <w:t>. That one filename then carries the panel, the stack, the session and the material lots, through one link each, none of them retyped.</w:t>
+        <w:t>. That one filename then carries the study, the stack, the session and the material lots, through one link each, none of them retyped.</w:t>
       </w:r>
     </w:p>
     <w:p>
